--- a/manual/操作マニュアルQA.docx
+++ b/manual/操作マニュアルQA.docx
@@ -6230,7 +6230,7 @@
                 <w:sz w:val="18"/>
                 <w:szCs w:val="18"/>
               </w:rPr>
-              <w:t xml:space="preserve">スコアやセグメントのデータを自社で再加工・更新したいとき。5シート構成（強み棚卸／セグメント一覧／ターゲティング評価／ポジショニング評価／アクションプラン）</w:t>
+              <w:t xml:space="preserve">スコアやセグメントのデータを自社で再加工・更新したいとき。4シート構成（強み棚卸／セグメント一覧／ターゲティング評価／ポジショニング評価）</w:t>
             </w:r>
           </w:p>
         </w:tc>
@@ -6298,7 +6298,7 @@
           <w:sz w:val="20"/>
           <w:szCs w:val="20"/>
         </w:rPr>
-        <w:t xml:space="preserve">WordとHTMLは同じ内容（経営概要〜総合戦略＋アクションプラン）が出力されます。</w:t>
+        <w:t xml:space="preserve">WordとHTMLは同じ内容（経営概要〜総合戦略サマリー）が出力されます。</w:t>
       </w:r>
     </w:p>
     <w:p>
@@ -6462,7 +6462,7 @@
           <w:sz w:val="24"/>
           <w:szCs w:val="24"/>
         </w:rPr>
-        <w:t xml:space="preserve">J4. アクションプラン（実行計画）とは何ですか？</w:t>
+        <w:t xml:space="preserve">J4. レポートに出力される免責・注意事項はありますか？</w:t>
       </w:r>
     </w:p>
     <w:p>
@@ -6474,104 +6474,7 @@
           <w:sz w:val="20"/>
           <w:szCs w:val="20"/>
         </w:rPr>
-        <w:t xml:space="preserve">出力画面の上部にある、分析結果を「明日からの行動」に落とし込むための機能です。優先施策を3〜5件、それぞれ「施策名」「狙い・対象ターゲット」「最初の一歩」「担当」「期限目安」で整理します。</w:t>
-      </w:r>
-    </w:p>
-    <w:p>
-      <w:pPr>
-        <w:pStyle w:val="ListParagraph"/>
-        <w:numPr>
-          <w:ilvl w:val="0"/>
-          <w:numId w:val="2"/>
-        </w:numPr>
-        <w:spacing w:after="40" w:before="40"/>
-      </w:pPr>
-      <w:r>
-        <w:rPr>
-          <w:b/>
-          <w:bCs/>
-          <w:sz w:val="20"/>
-          <w:szCs w:val="20"/>
-        </w:rPr>
-        <w:t xml:space="preserve">AIでドラフト生成</w:t>
-      </w:r>
-      <w:r>
-        <w:rPr>
-          <w:sz w:val="20"/>
-          <w:szCs w:val="20"/>
-        </w:rPr>
-        <w:t xml:space="preserve">：APIキー設定済みなら、STP分析全体の結果から施策案を自動生成できます（生成後は必ず自社の実情に合わせて手直ししてください）</w:t>
-      </w:r>
-    </w:p>
-    <w:p>
-      <w:pPr>
-        <w:pStyle w:val="ListParagraph"/>
-        <w:numPr>
-          <w:ilvl w:val="0"/>
-          <w:numId w:val="2"/>
-        </w:numPr>
-        <w:spacing w:after="40" w:before="40"/>
-      </w:pPr>
-      <w:r>
-        <w:rPr>
-          <w:b/>
-          <w:bCs/>
-          <w:sz w:val="20"/>
-          <w:szCs w:val="20"/>
-        </w:rPr>
-        <w:t xml:space="preserve">最初の一歩のコツ</w:t>
-      </w:r>
-      <w:r>
-        <w:rPr>
-          <w:sz w:val="20"/>
-          <w:szCs w:val="20"/>
-        </w:rPr>
-        <w:t xml:space="preserve">：追加投資なしで1〜2週間以内に着手できる具体的な行動にすること（例：「既存顧客上位10社に◯◯のヒアリングを行う」）</w:t>
-      </w:r>
-    </w:p>
-    <w:p>
-      <w:pPr>
-        <w:pStyle w:val="ListParagraph"/>
-        <w:numPr>
-          <w:ilvl w:val="0"/>
-          <w:numId w:val="2"/>
-        </w:numPr>
-        <w:spacing w:after="40" w:before="40"/>
-      </w:pPr>
-      <w:r>
-        <w:rPr>
-          <w:sz w:val="20"/>
-          <w:szCs w:val="20"/>
-        </w:rPr>
-        <w:t xml:space="preserve">入力した内容はWord・Excel・HTMLすべてのレポートに「実行計画」の章として出力されます</w:t>
-      </w:r>
-    </w:p>
-    <w:p>
-      <w:pPr>
-        <w:pStyle w:val="Heading2"/>
-        <w:spacing w:after="120" w:before="280"/>
-      </w:pPr>
-      <w:r>
-        <w:rPr>
-          <w:b/>
-          <w:bCs/>
-          <w:color w:val="111827"/>
-          <w:sz w:val="24"/>
-          <w:szCs w:val="24"/>
-        </w:rPr>
-        <w:t xml:space="preserve">J5. レポートに出力される免責・注意事項はありますか？</w:t>
-      </w:r>
-    </w:p>
-    <w:p>
-      <w:pPr>
-        <w:spacing w:after="60" w:before="60" w:line="300"/>
-      </w:pPr>
-      <w:r>
-        <w:rPr>
-          <w:sz w:val="20"/>
-          <w:szCs w:val="20"/>
-        </w:rPr>
-        <w:t xml:space="preserve">AIが生成したコメント・アクションプランのドラフトは参考情報であり、正確性を保証するものではありません。診断・助言・経営判断の最終責任は利用者にあります。アプリ初回起動時に表示される「ご利用にあたっての注意」もあわせてご確認ください。</w:t>
+        <w:t xml:space="preserve">AIが生成したコメントは参考情報であり、正確性を保証するものではありません。診断・助言・経営判断の最終責任は利用者にあります。アプリ初回起動時に表示される「ご利用にあたっての注意」もあわせてご確認ください。</w:t>
       </w:r>
     </w:p>
     <w:p>

--- a/manual/操作マニュアルQA.docx
+++ b/manual/操作マニュアルQA.docx
@@ -73,7 +73,7 @@
           <w:sz w:val="20"/>
           <w:szCs w:val="20"/>
         </w:rPr>
-        <w:t xml:space="preserve">自社の強みを起点に、経営戦略・マーケティング戦略を画面の手順に沿って進めるだけで完成させられるWebアプリです。自社の強み棚卸からセグメント分け、ターゲット選定、ポジショニング、SWOT分析・戦略オプションの検討、戦略提言レポートまでを一気通貫で作成できます。各ステップでAIによる助言コメントも受けられます。</w:t>
+        <w:t xml:space="preserve">自社の強みを起点に、経営戦略・マーケティング戦略を画面の手順に沿って進めるだけで完成させられるWebアプリです。自社の強み棚卸からセグメント分け、ターゲット選定、ポジショニング、SWOT分析・戦略オプションの検討、戦略提言レポートまでを一気通貫で作成できます。SWOTのたたき台生成・戦略オプション案・総合戦略サマリーなど、AIによる下書き支援も受けられます。</w:t>
       </w:r>
     </w:p>
     <w:p>
@@ -258,14 +258,14 @@
           <w:sz w:val="20"/>
           <w:szCs w:val="20"/>
         </w:rPr>
-        <w:t xml:space="preserve">AIコメント支援</w:t>
-      </w:r>
-      <w:r>
-        <w:rPr>
-          <w:sz w:val="20"/>
-          <w:szCs w:val="20"/>
-        </w:rPr>
-        <w:t xml:space="preserve">：各ステップでAIが分析の方向性を助言してくれる</w:t>
+        <w:t xml:space="preserve">AI支援</w:t>
+      </w:r>
+      <w:r>
+        <w:rPr>
+          <w:sz w:val="20"/>
+          <w:szCs w:val="20"/>
+        </w:rPr>
+        <w:t xml:space="preserve">：SWOTの弱み・機会・脅威の一括生成、戦略オプション案、総合戦略サマリーの下書きをAIが支援</w:t>
       </w:r>
     </w:p>
     <w:p>
@@ -1670,7 +1670,7 @@
           <w:sz w:val="24"/>
           <w:szCs w:val="24"/>
         </w:rPr>
-        <w:t xml:space="preserve">C4. AIコメント生成は必須ですか？スキップしても完成しますか？</w:t>
+        <w:t xml:space="preserve">C4. AI機能（生成・コメント）は必須ですか？スキップしても完成しますか？</w:t>
       </w:r>
     </w:p>
     <w:p>
@@ -1682,7 +1682,7 @@
           <w:sz w:val="20"/>
           <w:szCs w:val="20"/>
         </w:rPr>
-        <w:t xml:space="preserve">必須ではありません。AIコメントなしでも全ステップの入力・出力は完了します。AIコメントは「自分の考えに対するセカンドオピニオン」として活用するイメージです。AI設定でAPIキーを設定しないとAIコメントは動作しません。</w:t>
+        <w:t xml:space="preserve">必須ではありません。AIなしでも全ステップの入力・出力は完了します。AI機能は「自分の考えに対するセカンドオピニオン・下書き」として活用するイメージです（SWOTの一括生成、戦略オプション案、出力ページの総合戦略コメント）。AI設定でAPIキーを設定しないと動作しません。</w:t>
       </w:r>
     </w:p>
     <w:p>

--- a/manual/操作マニュアルQA.docx
+++ b/manual/操作マニュアルQA.docx
@@ -73,7 +73,7 @@
           <w:sz w:val="20"/>
           <w:szCs w:val="20"/>
         </w:rPr>
-        <w:t xml:space="preserve">自社の強みを起点に、経営戦略・マーケティング戦略を画面の手順に沿って進めるだけで完成させられるWebアプリです。自社の強み棚卸からセグメント分け、ターゲット選定、ポジショニング、SWOT分析・戦略オプションの検討、戦略提言レポートまでを一気通貫で作成できます。SWOTのたたき台生成・戦略オプション案・総合戦略サマリーなど、AIによる下書き支援も受けられます。</w:t>
+        <w:t xml:space="preserve">自社の強みを起点に、経営戦略・マーケティング戦略を画面の手順に沿って進めるだけで完成させられるWebアプリです。自社の強み棚卸からセグメント分け、ターゲット選定、ポジショニング、SWOT分析・戦略オプションの検討、分析レポートの出力までを一気通貫で行えます。SWOTのたたき台生成・戦略オプション案など、AIによる下書き支援も受けられます。</w:t>
       </w:r>
     </w:p>
     <w:p>
@@ -265,7 +265,7 @@
           <w:sz w:val="20"/>
           <w:szCs w:val="20"/>
         </w:rPr>
-        <w:t xml:space="preserve">：SWOTの弱み・機会・脅威の一括生成、戦略オプション案、総合戦略サマリーの下書きをAIが支援</w:t>
+        <w:t xml:space="preserve">：SWOTの弱み・機会・脅威の一括生成、戦略オプション案の下書きをAIが支援</w:t>
       </w:r>
     </w:p>
     <w:p>
@@ -1670,7 +1670,7 @@
           <w:sz w:val="24"/>
           <w:szCs w:val="24"/>
         </w:rPr>
-        <w:t xml:space="preserve">C4. AI機能（生成・コメント）は必須ですか？スキップしても完成しますか？</w:t>
+        <w:t xml:space="preserve">C4. AI機能は必須ですか？スキップしても完成しますか？</w:t>
       </w:r>
     </w:p>
     <w:p>
@@ -1682,7 +1682,7 @@
           <w:sz w:val="20"/>
           <w:szCs w:val="20"/>
         </w:rPr>
-        <w:t xml:space="preserve">必須ではありません。AIなしでも全ステップの入力・出力は完了します。AI機能は「自分の考えに対するセカンドオピニオン・下書き」として活用するイメージです（SWOTの一括生成、戦略オプション案、出力ページの総合戦略コメント）。AI設定でAPIキーを設定しないと動作しません。</w:t>
+        <w:t xml:space="preserve">必須ではありません。AIなしでも全ステップの入力・出力は完了します。AI機能は「自分の考えに対するセカンドオピニオン・下書き」として活用するイメージです（SWOTの弱み・機会・脅威の一括生成、戦略オプション案の生成）。AI設定でAPIキーを設定しないと動作しません。</w:t>
       </w:r>
     </w:p>
     <w:p>
@@ -5627,7 +5627,7 @@
           <w:sz w:val="24"/>
           <w:szCs w:val="24"/>
         </w:rPr>
-        <w:t xml:space="preserve">H6. AIコメントの内容は鵜呑みにしてよい？</w:t>
+        <w:t xml:space="preserve">H6. AIが生成した内容（SWOT・戦略オプション案）は鵜呑みにしてよい？</w:t>
       </w:r>
     </w:p>
     <w:p>
@@ -5648,7 +5648,7 @@
           <w:sz w:val="20"/>
           <w:szCs w:val="20"/>
         </w:rPr>
-        <w:t xml:space="preserve">。AIコメントは以下の使い方が推奨です：</w:t>
+        <w:t xml:space="preserve">。AIの生成結果は以下の使い方が推奨です：</w:t>
       </w:r>
     </w:p>
     <w:p>
@@ -6298,7 +6298,7 @@
           <w:sz w:val="20"/>
           <w:szCs w:val="20"/>
         </w:rPr>
-        <w:t xml:space="preserve">WordとHTMLは同じ内容（経営概要〜総合戦略サマリー）が出力されます。</w:t>
+        <w:t xml:space="preserve">WordとHTMLは同じ内容（経営概要〜SWOT分析・戦略オプション）が出力されます。</w:t>
       </w:r>
     </w:p>
     <w:p>
@@ -6576,7 +6576,7 @@
           <w:sz w:val="24"/>
           <w:szCs w:val="24"/>
         </w:rPr>
-        <w:t xml:space="preserve">K2. AIコメントが生成されない／エラーが出る</w:t>
+        <w:t xml:space="preserve">K2. AI生成（SWOT・戦略オプション・AIリサーチ）が動かない／エラーが出る</w:t>
       </w:r>
     </w:p>
     <w:p>
